--- a/livre/Recettes (une par fichier)/5 - Poissons et fruits de mer/Truite - Filets de truite aux amandes.docx
+++ b/livre/Recettes (une par fichier)/5 - Poissons et fruits de mer/Truite - Filets de truite aux amandes.docx
@@ -32,7 +32,7 @@
               <a:graphicData uri="http://schemas.openxmlformats.org/drawingml/2006/picture">
                 <pic:pic>
                   <pic:nvPicPr>
-                    <pic:cNvPr id="0" name="207_img00.jpg"/>
+                    <pic:cNvPr id="0" name="filets-de-truite-aux-amandes-1.jpg"/>
                     <pic:cNvPicPr/>
                   </pic:nvPicPr>
                   <pic:blipFill>
@@ -69,7 +69,7 @@
               <a:graphicData uri="http://schemas.openxmlformats.org/drawingml/2006/picture">
                 <pic:pic>
                   <pic:nvPicPr>
-                    <pic:cNvPr id="0" name="207_img02.jpg"/>
+                    <pic:cNvPr id="0" name="filets-de-truite-aux-amandes-2.jpg"/>
                     <pic:cNvPicPr/>
                   </pic:nvPicPr>
                   <pic:blipFill>
@@ -1005,12 +1005,11 @@
       <w:contextualSpacing/>
     </w:pPr>
     <w:rPr>
-      <w:rFonts w:ascii="Georgia" w:hAnsi="Georgia" w:eastAsia="Georgia" w:cs="Georgia"/>
-      <w:b/>
-      <w:color w:val="8C3B1E"/>
+      <w:rFonts w:asciiTheme="majorHAnsi" w:eastAsiaTheme="majorEastAsia" w:hAnsiTheme="majorHAnsi" w:cstheme="majorBidi"/>
+      <w:color w:val="17365D" w:themeColor="text2" w:themeShade="BF"/>
       <w:spacing w:val="5"/>
       <w:kern w:val="28"/>
-      <w:sz w:val="68"/>
+      <w:sz w:val="52"/>
       <w:szCs w:val="52"/>
     </w:rPr>
   </w:style>
